--- a/frontend/src/templates/RS103_OBSERVATION_FORM.docx
+++ b/frontend/src/templates/RS103_OBSERVATION_FORM.docx
@@ -1469,7 +1469,6 @@
               <w:left w:val="nil"/>
               <w:right w:val="nil"/>
             </w:tcBorders>
-            <w:shd w:val="clear" w:color="auto" w:fill="auto"/>
             <w:noWrap/>
             <w:vAlign w:val="center"/>
           </w:tcPr>
@@ -1781,7 +1780,6 @@
               <w:bottom w:val="single" w:sz="4" w:space="0" w:color="auto"/>
               <w:right w:val="single" w:sz="4" w:space="0" w:color="auto"/>
             </w:tcBorders>
-            <w:shd w:val="clear" w:color="auto" w:fill="auto"/>
             <w:noWrap/>
             <w:vAlign w:val="center"/>
             <w:hideMark/>
@@ -1851,7 +1849,6 @@
               <w:bottom w:val="single" w:sz="4" w:space="0" w:color="auto"/>
               <w:right w:val="single" w:sz="4" w:space="0" w:color="auto"/>
             </w:tcBorders>
-            <w:shd w:val="clear" w:color="auto" w:fill="auto"/>
             <w:noWrap/>
             <w:vAlign w:val="center"/>
           </w:tcPr>
@@ -1889,7 +1886,6 @@
               <w:bottom w:val="single" w:sz="4" w:space="0" w:color="auto"/>
               <w:right w:val="single" w:sz="4" w:space="0" w:color="auto"/>
             </w:tcBorders>
-            <w:shd w:val="clear" w:color="auto" w:fill="auto"/>
             <w:vAlign w:val="center"/>
           </w:tcPr>
           <w:p>
@@ -1947,7 +1943,6 @@
               <w:bottom w:val="single" w:sz="4" w:space="0" w:color="auto"/>
               <w:right w:val="single" w:sz="4" w:space="0" w:color="auto"/>
             </w:tcBorders>
-            <w:shd w:val="clear" w:color="auto" w:fill="auto"/>
             <w:noWrap/>
             <w:vAlign w:val="center"/>
           </w:tcPr>
@@ -2006,7 +2001,6 @@
               <w:bottom w:val="single" w:sz="4" w:space="0" w:color="auto"/>
               <w:right w:val="single" w:sz="4" w:space="0" w:color="auto"/>
             </w:tcBorders>
-            <w:shd w:val="clear" w:color="auto" w:fill="auto"/>
             <w:noWrap/>
             <w:vAlign w:val="center"/>
           </w:tcPr>
@@ -2043,7 +2037,6 @@
               <w:bottom w:val="single" w:sz="4" w:space="0" w:color="auto"/>
               <w:right w:val="single" w:sz="4" w:space="0" w:color="auto"/>
             </w:tcBorders>
-            <w:shd w:val="clear" w:color="auto" w:fill="auto"/>
             <w:noWrap/>
             <w:vAlign w:val="center"/>
           </w:tcPr>
@@ -2123,426 +2116,8 @@
     </w:p>
     <w:tbl>
       <w:tblPr>
-        <w:tblW w:w="10910" w:type="dxa"/>
+        <w:tblW w:w="10915" w:type="dxa"/>
         <w:tblInd w:w="-283" w:type="dxa"/>
-        <w:tblLayout w:type="fixed"/>
-        <w:tblLook w:val="04A0" w:firstRow="1" w:lastRow="0" w:firstColumn="1" w:lastColumn="0" w:noHBand="0" w:noVBand="1"/>
-      </w:tblPr>
-      <w:tblGrid>
-        <w:gridCol w:w="2121"/>
-        <w:gridCol w:w="8789"/>
-      </w:tblGrid>
-      <w:tr>
-        <w:trPr>
-          <w:trHeight w:val="58"/>
-        </w:trPr>
-        <w:tc>
-          <w:tcPr>
-            <w:tcW w:w="10910" w:type="dxa"/>
-            <w:gridSpan w:val="2"/>
-            <w:tcBorders>
-              <w:top w:val="single" w:sz="4" w:space="0" w:color="auto"/>
-              <w:left w:val="single" w:sz="4" w:space="0" w:color="auto"/>
-              <w:bottom w:val="single" w:sz="4" w:space="0" w:color="auto"/>
-              <w:right w:val="single" w:sz="4" w:space="0" w:color="auto"/>
-            </w:tcBorders>
-            <w:shd w:val="clear" w:color="auto" w:fill="E7E6E6" w:themeFill="background2"/>
-            <w:noWrap/>
-          </w:tcPr>
-          <w:p>
-            <w:pPr>
-              <w:spacing w:after="0" w:line="240" w:lineRule="auto"/>
-              <w:rPr>
-                <w:rFonts w:ascii="Times New Roman" w:eastAsia="Times New Roman" w:hAnsi="Times New Roman" w:cs="Times New Roman"/>
-                <w:color w:val="000000"/>
-                <w:kern w:val="0"/>
-                <w:lang w:eastAsia="en-IN"/>
-                <w14:ligatures w14:val="none"/>
-              </w:rPr>
-            </w:pPr>
-            <w:r>
-              <w:rPr>
-                <w:rFonts w:ascii="Times New Roman" w:eastAsia="Times New Roman" w:hAnsi="Times New Roman" w:cs="Times New Roman"/>
-                <w:b/>
-                <w:bCs/>
-                <w:color w:val="000000"/>
-                <w:kern w:val="0"/>
-                <w:lang w:eastAsia="en-IN"/>
-                <w14:ligatures w14:val="none"/>
-              </w:rPr>
-              <w:t>Performance Criteria</w:t>
-            </w:r>
-          </w:p>
-        </w:tc>
-      </w:tr>
-      <w:tr>
-        <w:trPr>
-          <w:trHeight w:val="58"/>
-        </w:trPr>
-        <w:tc>
-          <w:tcPr>
-            <w:tcW w:w="2121" w:type="dxa"/>
-            <w:tcBorders>
-              <w:top w:val="single" w:sz="4" w:space="0" w:color="auto"/>
-              <w:left w:val="single" w:sz="4" w:space="0" w:color="auto"/>
-              <w:bottom w:val="single" w:sz="4" w:space="0" w:color="auto"/>
-              <w:right w:val="single" w:sz="4" w:space="0" w:color="auto"/>
-            </w:tcBorders>
-            <w:shd w:val="clear" w:color="auto" w:fill="FFFFFF" w:themeFill="background1"/>
-            <w:noWrap/>
-          </w:tcPr>
-          <w:p>
-            <w:pPr>
-              <w:pStyle w:val="ListParagraph"/>
-              <w:numPr>
-                <w:ilvl w:val="0"/>
-                <w:numId w:val="5"/>
-              </w:numPr>
-              <w:spacing w:after="0" w:line="240" w:lineRule="auto"/>
-              <w:jc w:val="both"/>
-              <w:rPr>
-                <w:rFonts w:ascii="Times New Roman" w:hAnsi="Times New Roman" w:cs="Times New Roman"/>
-                <w:bCs/>
-              </w:rPr>
-            </w:pPr>
-            <w:r>
-              <w:rPr>
-                <w:rFonts w:ascii="Times New Roman" w:eastAsia="Times New Roman" w:hAnsi="Times New Roman" w:cs="Times New Roman"/>
-                <w:color w:val="222222"/>
-                <w:kern w:val="0"/>
-                <w:shd w:val="clear" w:color="auto" w:fill="FFFFFF"/>
-                <w:lang w:eastAsia="en-IN"/>
-                <w14:ligatures w14:val="none"/>
-              </w:rPr>
-              <w:t>Criteria A</w:t>
-            </w:r>
-          </w:p>
-        </w:tc>
-        <w:tc>
-          <w:tcPr>
-            <w:tcW w:w="8789" w:type="dxa"/>
-            <w:tcBorders>
-              <w:top w:val="single" w:sz="4" w:space="0" w:color="auto"/>
-              <w:left w:val="single" w:sz="4" w:space="0" w:color="auto"/>
-              <w:bottom w:val="single" w:sz="4" w:space="0" w:color="auto"/>
-              <w:right w:val="single" w:sz="4" w:space="0" w:color="auto"/>
-            </w:tcBorders>
-            <w:shd w:val="clear" w:color="auto" w:fill="FFFFFF" w:themeFill="background1"/>
-            <w:noWrap/>
-            <w:vAlign w:val="center"/>
-          </w:tcPr>
-          <w:p>
-            <w:pPr>
-              <w:spacing w:after="0" w:line="240" w:lineRule="auto"/>
-              <w:rPr>
-                <w:rFonts w:ascii="Times New Roman" w:eastAsia="Times New Roman" w:hAnsi="Times New Roman" w:cs="Times New Roman"/>
-                <w:color w:val="222222"/>
-                <w:kern w:val="0"/>
-                <w:shd w:val="clear" w:color="auto" w:fill="FFFFFF"/>
-                <w:lang w:eastAsia="en-IN"/>
-                <w14:ligatures w14:val="none"/>
-              </w:rPr>
-            </w:pPr>
-            <w:r>
-              <w:rPr>
-                <w:rFonts w:ascii="Times New Roman" w:eastAsia="Times New Roman" w:hAnsi="Times New Roman" w:cs="Times New Roman"/>
-                <w:color w:val="222222"/>
-                <w:kern w:val="0"/>
-                <w:shd w:val="clear" w:color="auto" w:fill="FFFFFF"/>
-                <w:lang w:eastAsia="en-IN"/>
-                <w14:ligatures w14:val="none"/>
-              </w:rPr>
-              <w:t>Normal EUT performance during and after the test as intended</w:t>
-            </w:r>
-          </w:p>
-        </w:tc>
-      </w:tr>
-      <w:tr>
-        <w:trPr>
-          <w:trHeight w:val="58"/>
-        </w:trPr>
-        <w:tc>
-          <w:tcPr>
-            <w:tcW w:w="2121" w:type="dxa"/>
-            <w:tcBorders>
-              <w:top w:val="single" w:sz="4" w:space="0" w:color="auto"/>
-              <w:left w:val="single" w:sz="4" w:space="0" w:color="auto"/>
-              <w:bottom w:val="single" w:sz="4" w:space="0" w:color="auto"/>
-              <w:right w:val="single" w:sz="4" w:space="0" w:color="auto"/>
-            </w:tcBorders>
-            <w:shd w:val="clear" w:color="auto" w:fill="FFFFFF" w:themeFill="background1"/>
-            <w:noWrap/>
-          </w:tcPr>
-          <w:p>
-            <w:pPr>
-              <w:pStyle w:val="ListParagraph"/>
-              <w:numPr>
-                <w:ilvl w:val="0"/>
-                <w:numId w:val="5"/>
-              </w:numPr>
-              <w:spacing w:after="0" w:line="240" w:lineRule="auto"/>
-              <w:jc w:val="both"/>
-              <w:rPr>
-                <w:rFonts w:ascii="Times New Roman" w:hAnsi="Times New Roman" w:cs="Times New Roman"/>
-                <w:bCs/>
-              </w:rPr>
-            </w:pPr>
-            <w:r>
-              <w:rPr>
-                <w:rFonts w:ascii="Times New Roman" w:eastAsia="Times New Roman" w:hAnsi="Times New Roman" w:cs="Times New Roman"/>
-                <w:color w:val="222222"/>
-                <w:kern w:val="0"/>
-                <w:shd w:val="clear" w:color="auto" w:fill="FFFFFF"/>
-                <w:lang w:eastAsia="en-IN"/>
-                <w14:ligatures w14:val="none"/>
-              </w:rPr>
-              <w:t>Criteria B</w:t>
-            </w:r>
-          </w:p>
-        </w:tc>
-        <w:tc>
-          <w:tcPr>
-            <w:tcW w:w="8789" w:type="dxa"/>
-            <w:tcBorders>
-              <w:top w:val="single" w:sz="4" w:space="0" w:color="auto"/>
-              <w:left w:val="single" w:sz="4" w:space="0" w:color="auto"/>
-              <w:bottom w:val="single" w:sz="4" w:space="0" w:color="auto"/>
-              <w:right w:val="single" w:sz="4" w:space="0" w:color="auto"/>
-            </w:tcBorders>
-            <w:shd w:val="clear" w:color="auto" w:fill="FFFFFF" w:themeFill="background1"/>
-            <w:noWrap/>
-            <w:vAlign w:val="center"/>
-          </w:tcPr>
-          <w:p>
-            <w:pPr>
-              <w:spacing w:after="0" w:line="240" w:lineRule="auto"/>
-              <w:rPr>
-                <w:rFonts w:ascii="Times New Roman" w:eastAsia="Times New Roman" w:hAnsi="Times New Roman" w:cs="Times New Roman"/>
-                <w:color w:val="222222"/>
-                <w:kern w:val="0"/>
-                <w:shd w:val="clear" w:color="auto" w:fill="FFFFFF"/>
-                <w:lang w:eastAsia="en-IN"/>
-                <w14:ligatures w14:val="none"/>
-              </w:rPr>
-            </w:pPr>
-            <w:r>
-              <w:rPr>
-                <w:rFonts w:ascii="Times New Roman" w:eastAsia="Times New Roman" w:hAnsi="Times New Roman" w:cs="Times New Roman"/>
-                <w:color w:val="222222"/>
-                <w:kern w:val="0"/>
-                <w:shd w:val="clear" w:color="auto" w:fill="FFFFFF"/>
-                <w:lang w:eastAsia="en-IN"/>
-                <w14:ligatures w14:val="none"/>
-              </w:rPr>
-              <w:t>Temporary loss of function is allowed, EUT should be recoverable without operator</w:t>
-            </w:r>
-            <w:r>
-              <w:rPr>
-                <w:rFonts w:ascii="Times New Roman" w:eastAsia="Times New Roman" w:hAnsi="Times New Roman" w:cs="Times New Roman"/>
-                <w:color w:val="222222"/>
-                <w:kern w:val="0"/>
-                <w:shd w:val="clear" w:color="auto" w:fill="FFFFFF"/>
-                <w:lang w:eastAsia="en-IN"/>
-                <w14:ligatures w14:val="none"/>
-              </w:rPr>
-              <w:t xml:space="preserve"> </w:t>
-            </w:r>
-            <w:r>
-              <w:rPr>
-                <w:rFonts w:ascii="Times New Roman" w:eastAsia="Times New Roman" w:hAnsi="Times New Roman" w:cs="Times New Roman"/>
-                <w:color w:val="222222"/>
-                <w:kern w:val="0"/>
-                <w:shd w:val="clear" w:color="auto" w:fill="FFFFFF"/>
-                <w:lang w:eastAsia="en-IN"/>
-                <w14:ligatures w14:val="none"/>
-              </w:rPr>
-              <w:t>intervention</w:t>
-            </w:r>
-          </w:p>
-        </w:tc>
-      </w:tr>
-      <w:tr>
-        <w:trPr>
-          <w:trHeight w:val="58"/>
-        </w:trPr>
-        <w:tc>
-          <w:tcPr>
-            <w:tcW w:w="2121" w:type="dxa"/>
-            <w:tcBorders>
-              <w:top w:val="single" w:sz="4" w:space="0" w:color="auto"/>
-              <w:left w:val="single" w:sz="4" w:space="0" w:color="auto"/>
-              <w:bottom w:val="single" w:sz="4" w:space="0" w:color="auto"/>
-              <w:right w:val="single" w:sz="4" w:space="0" w:color="auto"/>
-            </w:tcBorders>
-            <w:shd w:val="clear" w:color="auto" w:fill="FFFFFF" w:themeFill="background1"/>
-            <w:noWrap/>
-          </w:tcPr>
-          <w:p>
-            <w:pPr>
-              <w:pStyle w:val="ListParagraph"/>
-              <w:numPr>
-                <w:ilvl w:val="0"/>
-                <w:numId w:val="5"/>
-              </w:numPr>
-              <w:spacing w:after="0" w:line="240" w:lineRule="auto"/>
-              <w:jc w:val="both"/>
-              <w:rPr>
-                <w:rFonts w:ascii="Times New Roman" w:eastAsia="Times New Roman" w:hAnsi="Times New Roman" w:cs="Times New Roman"/>
-                <w:bCs/>
-                <w:color w:val="000000"/>
-                <w:kern w:val="0"/>
-                <w:lang w:eastAsia="en-IN"/>
-                <w14:ligatures w14:val="none"/>
-              </w:rPr>
-            </w:pPr>
-            <w:r>
-              <w:rPr>
-                <w:rFonts w:ascii="Times New Roman" w:eastAsia="Times New Roman" w:hAnsi="Times New Roman" w:cs="Times New Roman"/>
-                <w:color w:val="222222"/>
-                <w:kern w:val="0"/>
-                <w:shd w:val="clear" w:color="auto" w:fill="FFFFFF"/>
-                <w:lang w:eastAsia="en-IN"/>
-                <w14:ligatures w14:val="none"/>
-              </w:rPr>
-              <w:t>Criteria C</w:t>
-            </w:r>
-          </w:p>
-        </w:tc>
-        <w:tc>
-          <w:tcPr>
-            <w:tcW w:w="8789" w:type="dxa"/>
-            <w:tcBorders>
-              <w:top w:val="single" w:sz="4" w:space="0" w:color="auto"/>
-              <w:left w:val="single" w:sz="4" w:space="0" w:color="auto"/>
-              <w:bottom w:val="single" w:sz="4" w:space="0" w:color="auto"/>
-              <w:right w:val="single" w:sz="4" w:space="0" w:color="auto"/>
-            </w:tcBorders>
-            <w:shd w:val="clear" w:color="auto" w:fill="FFFFFF" w:themeFill="background1"/>
-            <w:noWrap/>
-            <w:vAlign w:val="center"/>
-          </w:tcPr>
-          <w:p>
-            <w:pPr>
-              <w:spacing w:after="0" w:line="240" w:lineRule="auto"/>
-              <w:rPr>
-                <w:rFonts w:ascii="Times New Roman" w:eastAsia="Times New Roman" w:hAnsi="Times New Roman" w:cs="Times New Roman"/>
-                <w:color w:val="222222"/>
-                <w:kern w:val="0"/>
-                <w:shd w:val="clear" w:color="auto" w:fill="FFFFFF"/>
-                <w:lang w:eastAsia="en-IN"/>
-                <w14:ligatures w14:val="none"/>
-              </w:rPr>
-            </w:pPr>
-            <w:r>
-              <w:rPr>
-                <w:rFonts w:ascii="Times New Roman" w:eastAsia="Times New Roman" w:hAnsi="Times New Roman" w:cs="Times New Roman"/>
-                <w:color w:val="222222"/>
-                <w:kern w:val="0"/>
-                <w:shd w:val="clear" w:color="auto" w:fill="FFFFFF"/>
-                <w:lang w:eastAsia="en-IN"/>
-                <w14:ligatures w14:val="none"/>
-              </w:rPr>
-              <w:t>Temporary loss of function is allowed, EUT can be recoverable with operator intervention</w:t>
-            </w:r>
-          </w:p>
-        </w:tc>
-      </w:tr>
-      <w:tr>
-        <w:trPr>
-          <w:trHeight w:val="58"/>
-        </w:trPr>
-        <w:tc>
-          <w:tcPr>
-            <w:tcW w:w="2121" w:type="dxa"/>
-            <w:tcBorders>
-              <w:top w:val="single" w:sz="4" w:space="0" w:color="auto"/>
-              <w:left w:val="single" w:sz="4" w:space="0" w:color="auto"/>
-              <w:bottom w:val="single" w:sz="4" w:space="0" w:color="auto"/>
-              <w:right w:val="single" w:sz="4" w:space="0" w:color="auto"/>
-            </w:tcBorders>
-            <w:shd w:val="clear" w:color="auto" w:fill="FFFFFF" w:themeFill="background1"/>
-            <w:noWrap/>
-          </w:tcPr>
-          <w:p>
-            <w:pPr>
-              <w:pStyle w:val="ListParagraph"/>
-              <w:numPr>
-                <w:ilvl w:val="0"/>
-                <w:numId w:val="5"/>
-              </w:numPr>
-              <w:spacing w:after="0" w:line="240" w:lineRule="auto"/>
-              <w:jc w:val="both"/>
-              <w:rPr>
-                <w:rFonts w:ascii="Times New Roman" w:hAnsi="Times New Roman" w:cs="Times New Roman"/>
-                <w:bCs/>
-              </w:rPr>
-            </w:pPr>
-            <w:r>
-              <w:rPr>
-                <w:rFonts w:ascii="Times New Roman" w:eastAsia="Times New Roman" w:hAnsi="Times New Roman" w:cs="Times New Roman"/>
-                <w:color w:val="222222"/>
-                <w:kern w:val="0"/>
-                <w:shd w:val="clear" w:color="auto" w:fill="FFFFFF"/>
-                <w:lang w:eastAsia="en-IN"/>
-                <w14:ligatures w14:val="none"/>
-              </w:rPr>
-              <w:t>Criteria D</w:t>
-            </w:r>
-          </w:p>
-        </w:tc>
-        <w:tc>
-          <w:tcPr>
-            <w:tcW w:w="8789" w:type="dxa"/>
-            <w:tcBorders>
-              <w:top w:val="single" w:sz="4" w:space="0" w:color="auto"/>
-              <w:left w:val="single" w:sz="4" w:space="0" w:color="auto"/>
-              <w:bottom w:val="single" w:sz="4" w:space="0" w:color="auto"/>
-              <w:right w:val="single" w:sz="4" w:space="0" w:color="auto"/>
-            </w:tcBorders>
-            <w:shd w:val="clear" w:color="auto" w:fill="FFFFFF" w:themeFill="background1"/>
-            <w:noWrap/>
-            <w:vAlign w:val="center"/>
-          </w:tcPr>
-          <w:p>
-            <w:pPr>
-              <w:spacing w:after="0" w:line="240" w:lineRule="auto"/>
-              <w:rPr>
-                <w:rFonts w:ascii="Times New Roman" w:hAnsi="Times New Roman" w:cs="Times New Roman"/>
-                <w:bCs/>
-              </w:rPr>
-            </w:pPr>
-            <w:r>
-              <w:rPr>
-                <w:rFonts w:ascii="Times New Roman" w:eastAsia="Times New Roman" w:hAnsi="Times New Roman" w:cs="Times New Roman"/>
-                <w:color w:val="222222"/>
-                <w:kern w:val="0"/>
-                <w:shd w:val="clear" w:color="auto" w:fill="FFFFFF"/>
-                <w:lang w:eastAsia="en-IN"/>
-                <w14:ligatures w14:val="none"/>
-              </w:rPr>
-              <w:t>Loss of function, not recoverable</w:t>
-            </w:r>
-          </w:p>
-        </w:tc>
-      </w:tr>
-    </w:tbl>
-    <w:p>
-      <w:pPr>
-        <w:spacing w:after="0" w:line="240" w:lineRule="auto"/>
-        <w:rPr>
-          <w:rFonts w:ascii="Times New Roman" w:eastAsia="Times New Roman" w:hAnsi="Times New Roman" w:cs="Times New Roman"/>
-          <w:color w:val="222222"/>
-          <w:kern w:val="0"/>
-          <w:shd w:val="clear" w:color="auto" w:fill="FFFFFF"/>
-          <w:lang w:eastAsia="en-IN"/>
-          <w14:ligatures w14:val="none"/>
-        </w:rPr>
-      </w:pPr>
-    </w:p>
-    <w:tbl>
-      <w:tblPr>
-        <w:tblW w:w="10915" w:type="dxa"/>
-        <w:tblInd w:w="-288" w:type="dxa"/>
         <w:tblLayout w:type="fixed"/>
         <w:tblLook w:val="04A0" w:firstRow="1" w:lastRow="0" w:firstColumn="1" w:lastColumn="0" w:noHBand="0" w:noVBand="1"/>
       </w:tblPr>
@@ -2550,130 +2125,6 @@
         <w:gridCol w:w="2977"/>
         <w:gridCol w:w="7938"/>
       </w:tblGrid>
-      <w:tr>
-        <w:trPr>
-          <w:trHeight w:val="1594"/>
-        </w:trPr>
-        <w:tc>
-          <w:tcPr>
-            <w:tcW w:w="2977" w:type="dxa"/>
-            <w:tcBorders>
-              <w:top w:val="single" w:sz="4" w:space="0" w:color="auto"/>
-              <w:left w:val="single" w:sz="4" w:space="0" w:color="auto"/>
-              <w:bottom w:val="single" w:sz="4" w:space="0" w:color="auto"/>
-              <w:right w:val="single" w:sz="4" w:space="0" w:color="auto"/>
-            </w:tcBorders>
-            <w:shd w:val="clear" w:color="auto" w:fill="FFFFFF" w:themeFill="background1"/>
-            <w:noWrap/>
-          </w:tcPr>
-          <w:p>
-            <w:pPr>
-              <w:spacing w:after="0" w:line="240" w:lineRule="auto"/>
-              <w:jc w:val="right"/>
-              <w:rPr>
-                <w:rFonts w:ascii="Times New Roman" w:hAnsi="Times New Roman" w:cs="Times New Roman"/>
-                <w:b/>
-              </w:rPr>
-            </w:pPr>
-            <w:r>
-              <w:rPr>
-                <w:rFonts w:ascii="Times New Roman" w:hAnsi="Times New Roman" w:cs="Times New Roman"/>
-                <w:b/>
-              </w:rPr>
-              <w:t>Observation</w:t>
-            </w:r>
-          </w:p>
-        </w:tc>
-        <w:tc>
-          <w:tcPr>
-            <w:tcW w:w="7938" w:type="dxa"/>
-            <w:tcBorders>
-              <w:top w:val="single" w:sz="4" w:space="0" w:color="auto"/>
-              <w:left w:val="single" w:sz="4" w:space="0" w:color="auto"/>
-              <w:bottom w:val="single" w:sz="4" w:space="0" w:color="auto"/>
-              <w:right w:val="single" w:sz="4" w:space="0" w:color="auto"/>
-            </w:tcBorders>
-            <w:shd w:val="clear" w:color="auto" w:fill="FFFFFF" w:themeFill="background1"/>
-            <w:noWrap/>
-            <w:vAlign w:val="center"/>
-          </w:tcPr>
-          <w:p>
-            <w:pPr>
-              <w:spacing w:after="0" w:line="240" w:lineRule="auto"/>
-              <w:rPr>
-                <w:rFonts w:ascii="Times New Roman" w:hAnsi="Times New Roman" w:cs="Times New Roman"/>
-                <w:bCs/>
-              </w:rPr>
-            </w:pPr>
-            <w:r>
-              <w:rPr>
-                <w:sz w:val="20"/>
-              </w:rPr>
-              <w:t>{</w:t>
-            </w:r>
-            <w:r>
-              <w:rPr>
-                <w:sz w:val="20"/>
-              </w:rPr>
-              <w:t>RS10</w:t>
-            </w:r>
-            <w:r>
-              <w:rPr>
-                <w:sz w:val="20"/>
-              </w:rPr>
-              <w:t>3</w:t>
-            </w:r>
-            <w:r>
-              <w:rPr>
-                <w:sz w:val="20"/>
-              </w:rPr>
-              <w:t>FormData</w:t>
-            </w:r>
-            <w:r>
-              <w:rPr>
-                <w:sz w:val="20"/>
-              </w:rPr>
-              <w:t>}</w:t>
-            </w:r>
-          </w:p>
-          <w:p>
-            <w:pPr>
-              <w:spacing w:after="0" w:line="240" w:lineRule="auto"/>
-              <w:rPr>
-                <w:rFonts w:ascii="Times New Roman" w:hAnsi="Times New Roman" w:cs="Times New Roman"/>
-                <w:bCs/>
-              </w:rPr>
-            </w:pPr>
-          </w:p>
-          <w:p>
-            <w:pPr>
-              <w:spacing w:after="0" w:line="240" w:lineRule="auto"/>
-              <w:rPr>
-                <w:rFonts w:ascii="Times New Roman" w:hAnsi="Times New Roman" w:cs="Times New Roman"/>
-                <w:bCs/>
-              </w:rPr>
-            </w:pPr>
-          </w:p>
-          <w:p>
-            <w:pPr>
-              <w:spacing w:after="0" w:line="240" w:lineRule="auto"/>
-              <w:rPr>
-                <w:rFonts w:ascii="Times New Roman" w:hAnsi="Times New Roman" w:cs="Times New Roman"/>
-                <w:bCs/>
-              </w:rPr>
-            </w:pPr>
-          </w:p>
-          <w:p>
-            <w:pPr>
-              <w:spacing w:after="0" w:line="240" w:lineRule="auto"/>
-              <w:rPr>
-                <w:rFonts w:ascii="Times New Roman" w:hAnsi="Times New Roman" w:cs="Times New Roman"/>
-                <w:bCs/>
-              </w:rPr>
-            </w:pPr>
-          </w:p>
-        </w:tc>
-      </w:tr>
       <w:tr>
         <w:trPr>
           <w:trHeight w:val="126"/>
@@ -2737,7 +2188,7 @@
         </w:trPr>
         <w:tc>
           <w:tcPr>
-            <w:tcW w:w="2972" w:type="dxa"/>
+            <w:tcW w:w="2977" w:type="dxa"/>
             <w:tcBorders>
               <w:top w:val="single" w:sz="4" w:space="0" w:color="auto"/>
             </w:tcBorders>
@@ -2935,7 +2386,7 @@
         </w:trPr>
         <w:tc>
           <w:tcPr>
-            <w:tcW w:w="2972" w:type="dxa"/>
+            <w:tcW w:w="2977" w:type="dxa"/>
             <w:shd w:val="clear" w:color="auto" w:fill="FFFFFF" w:themeFill="background1"/>
             <w:noWrap/>
           </w:tcPr>
@@ -3073,7 +2524,7 @@
         </w:trPr>
         <w:tc>
           <w:tcPr>
-            <w:tcW w:w="2972" w:type="dxa"/>
+            <w:tcW w:w="2977" w:type="dxa"/>
             <w:shd w:val="clear" w:color="auto" w:fill="FFFFFF" w:themeFill="background1"/>
             <w:noWrap/>
             <w:vAlign w:val="center"/>
